--- a/Output/tables-clear-border-output.docx
+++ b/Output/tables-clear-border-output.docx
@@ -25,7 +25,11 @@
               <w:right w:val="single" w:color="auto" w:sz="4" w:space="0"/>
             </w:tcBorders>
           </w:tcPr>
-          <w:p/>
+          <w:p>
+            <w:r>
+              <w:t>Apple</w:t>
+            </w:r>
+          </w:p>
         </w:tc>
         <w:tc>
           <w:tcPr>
@@ -37,7 +41,11 @@
               <w:right w:val="single" w:color="auto" w:sz="4" w:space="0"/>
             </w:tcBorders>
           </w:tcPr>
-          <w:p/>
+          <w:p>
+            <w:r>
+              <w:t>Banana</w:t>
+            </w:r>
+          </w:p>
         </w:tc>
         <w:tc>
           <w:tcPr>
@@ -49,7 +57,11 @@
               <w:right w:val="single" w:color="auto" w:sz="4" w:space="0"/>
             </w:tcBorders>
           </w:tcPr>
-          <w:p/>
+          <w:p>
+            <w:r>
+              <w:t>Mango</w:t>
+            </w:r>
+          </w:p>
         </w:tc>
       </w:tr>
       <w:tr>
@@ -63,7 +75,11 @@
               <w:right w:val="single" w:color="auto" w:sz="4" w:space="0"/>
             </w:tcBorders>
           </w:tcPr>
-          <w:p/>
+          <w:p>
+            <w:r>
+              <w:t>Orange</w:t>
+            </w:r>
+          </w:p>
         </w:tc>
         <w:tc>
           <w:tcPr>
@@ -75,7 +91,11 @@
               <w:right w:val="single" w:color="auto" w:sz="4" w:space="0"/>
             </w:tcBorders>
           </w:tcPr>
-          <w:p/>
+          <w:p>
+            <w:r>
+              <w:t>Grape</w:t>
+            </w:r>
+          </w:p>
         </w:tc>
         <w:tc>
           <w:tcPr>
@@ -87,7 +107,11 @@
               <w:right w:val="single" w:color="auto" w:sz="4" w:space="0"/>
             </w:tcBorders>
           </w:tcPr>
-          <w:p/>
+          <w:p>
+            <w:r>
+              <w:t>Kiwi</w:t>
+            </w:r>
+          </w:p>
         </w:tc>
       </w:tr>
       <w:tr>
@@ -101,7 +125,11 @@
               <w:right w:val="single" w:color="auto" w:sz="4" w:space="0"/>
             </w:tcBorders>
           </w:tcPr>
-          <w:p/>
+          <w:p>
+            <w:r>
+              <w:t>Papaya</w:t>
+            </w:r>
+          </w:p>
         </w:tc>
         <w:tc>
           <w:tcPr>
@@ -113,7 +141,11 @@
               <w:right w:val="single" w:color="auto" w:sz="4" w:space="0"/>
             </w:tcBorders>
           </w:tcPr>
-          <w:p/>
+          <w:p>
+            <w:r>
+              <w:t>Pear</w:t>
+            </w:r>
+          </w:p>
         </w:tc>
         <w:tc>
           <w:tcPr>
@@ -125,7 +157,11 @@
               <w:right w:val="single" w:color="auto" w:sz="4" w:space="0"/>
             </w:tcBorders>
           </w:tcPr>
-          <w:p/>
+          <w:p>
+            <w:r>
+              <w:t>Peach</w:t>
+            </w:r>
+          </w:p>
         </w:tc>
       </w:tr>
     </w:tbl>
